--- a/prototypes/Daeseong Ray Yang/firmengine-proto/templates/D5101.docx
+++ b/prototypes/Daeseong Ray Yang/firmengine-proto/templates/D5101.docx
@@ -256,6 +256,28 @@
           </w:tcPr>
           <w:p>
             <w:r>
+              <w:t>사업용 설비·재고품·비품</w:t>
+            </w:r>
+          </w:p>
+        </w:tc>
+        <w:tc>
+          <w:tcPr>
+            <w:tcW w:type="dxa" w:w="4876"/>
+          </w:tcPr>
+          <w:p>
+            <w:r>
+              <w:t>{{business_assets_value}}</w:t>
+            </w:r>
+          </w:p>
+        </w:tc>
+      </w:tr>
+      <w:tr>
+        <w:tc>
+          <w:tcPr>
+            <w:tcW w:type="dxa" w:w="4876"/>
+          </w:tcPr>
+          <w:p>
+            <w:r>
               <w:t>기타 재산</w:t>
             </w:r>
           </w:p>
@@ -322,6 +344,28 @@
           </w:tcPr>
           <w:p>
             <w:r>
+              <w:t>면제재산 결정신청 내용</w:t>
+            </w:r>
+          </w:p>
+        </w:tc>
+        <w:tc>
+          <w:tcPr>
+            <w:tcW w:type="dxa" w:w="4876"/>
+          </w:tcPr>
+          <w:p>
+            <w:r>
+              <w:t>{{exempt_details}}</w:t>
+            </w:r>
+          </w:p>
+        </w:tc>
+      </w:tr>
+      <w:tr>
+        <w:tc>
+          <w:tcPr>
+            <w:tcW w:type="dxa" w:w="4876"/>
+          </w:tcPr>
+          <w:p>
+            <w:r>
               <w:t>청산가치</w:t>
             </w:r>
           </w:p>
@@ -354,9 +398,10 @@
         <w:tblLook w:firstColumn="1" w:firstRow="1" w:lastColumn="0" w:lastRow="0" w:noHBand="0" w:noVBand="1" w:val="04A0"/>
       </w:tblPr>
       <w:tblGrid>
-        <w:gridCol w:w="3251"/>
-        <w:gridCol w:w="3251"/>
-        <w:gridCol w:w="3251"/>
+        <w:gridCol w:w="2438"/>
+        <w:gridCol w:w="2438"/>
+        <w:gridCol w:w="2438"/>
+        <w:gridCol w:w="2438"/>
       </w:tblGrid>
       <w:tr>
         <w:trPr>
@@ -364,31 +409,41 @@
         </w:trPr>
         <w:tc>
           <w:tcPr>
-            <w:tcW w:type="dxa" w:w="3251"/>
+            <w:tcW w:type="dxa" w:w="2438"/>
           </w:tcPr>
           <w:p>
             <w:r>
-              <w:t>재산 / 기준기간</w:t>
+              <w:t>명칭 / 기준일</w:t>
             </w:r>
           </w:p>
         </w:tc>
         <w:tc>
           <w:tcPr>
-            <w:tcW w:type="dxa" w:w="3251"/>
+            <w:tcW w:type="dxa" w:w="2438"/>
           </w:tcPr>
           <w:p>
             <w:r>
-              <w:t>가액</w:t>
+              <w:t>금액 또는 시가 (원)</w:t>
             </w:r>
           </w:p>
         </w:tc>
         <w:tc>
           <w:tcPr>
-            <w:tcW w:type="dxa" w:w="3251"/>
+            <w:tcW w:type="dxa" w:w="2438"/>
           </w:tcPr>
           <w:p>
             <w:r>
-              <w:t>상세명세</w:t>
+              <w:t>압류·가압류 유무</w:t>
+            </w:r>
+          </w:p>
+        </w:tc>
+        <w:tc>
+          <w:tcPr>
+            <w:tcW w:type="dxa" w:w="2438"/>
+          </w:tcPr>
+          <w:p>
+            <w:r>
+              <w:t>비고 및 세부명세</w:t>
             </w:r>
           </w:p>
         </w:tc>
@@ -396,19 +451,21 @@
       <w:tr>
         <w:tc>
           <w:tcPr>
-            <w:tcW w:type="dxa" w:w="3251"/>
+            <w:tcW w:type="dxa" w:w="2438"/>
           </w:tcPr>
           <w:p>
             <w:r>
               <w:t>{{asset.entity}}</w:t>
               <w:br/>
-              <w:t>{{asset.period}}</w:t>
+              <w:t>종류: {{asset.kind}}</w:t>
+              <w:br/>
+              <w:t>기준일: {{asset.period}}</w:t>
             </w:r>
           </w:p>
         </w:tc>
         <w:tc>
           <w:tcPr>
-            <w:tcW w:type="dxa" w:w="3251"/>
+            <w:tcW w:type="dxa" w:w="2438"/>
           </w:tcPr>
           <w:p>
             <w:r>
@@ -418,11 +475,37 @@
         </w:tc>
         <w:tc>
           <w:tcPr>
-            <w:tcW w:type="dxa" w:w="3251"/>
+            <w:tcW w:type="dxa" w:w="2438"/>
+          </w:tcPr>
+          <w:p>
+            <w:r>
+              <w:t>{{asset.seizure}}</w:t>
+            </w:r>
+          </w:p>
+        </w:tc>
+        <w:tc>
+          <w:tcPr>
+            <w:tcW w:type="dxa" w:w="2438"/>
           </w:tcPr>
           <w:p>
             <w:r>
               <w:t>{{asset.description}}</w:t>
+              <w:br/>
+              <w:t>기관·상대방: {{asset.institution}}</w:t>
+              <w:br/>
+              <w:t>계좌·증권·등록번호: {{asset.account_number}}</w:t>
+              <w:br/>
+              <w:t>소재지: {{asset.address}}</w:t>
+              <w:br/>
+              <w:t>취득시기: {{asset.acquisition_date}}</w:t>
+              <w:br/>
+              <w:t>소유지분: {{asset.ownership_share}}</w:t>
+              <w:br/>
+              <w:t>담보내역: {{asset.collateral}}</w:t>
+              <w:br/>
+              <w:t>가액 산정근거: {{asset.valuation_basis}}</w:t>
+              <w:br/>
+              <w:t>반환 예상금액: {{asset.return_amount}}</w:t>
             </w:r>
           </w:p>
         </w:tc>
